--- a/docs/rapport-technique-puls-events-rag.docx
+++ b/docs/rapport-technique-puls-events-rag.docx
@@ -1269,6 +1269,271 @@
           <w:sz w:val="21"/>
         </w:rPr>
         <w:t>Le système se lit en deux flux distincts, qui ne s'exécutent ni au même moment ni au même rythme.</w:t>
+      </w:r>
+    </w:p>
+    <w:p>
+      <w:pPr>
+        <w:keepNext/>
+        <w:spacing w:before="260" w:after="80"/>
+      </w:pPr>
+      <w:r>
+        <w:rPr>
+          <w:rFonts w:ascii="Georgia" w:hAnsi="Georgia"/>
+          <w:b/>
+          <w:color w:val="1B2430"/>
+          <w:sz w:val="24"/>
+        </w:rPr>
+        <w:t>Schéma global — diagramme de composants UML</w:t>
+      </w:r>
+    </w:p>
+    <w:p>
+      <w:pPr>
+        <w:spacing w:before="160" w:after="60"/>
+        <w:jc w:val="center"/>
+      </w:pPr>
+      <w:r>
+        <w:drawing>
+          <wp:inline xmlns:a="http://schemas.openxmlformats.org/drawingml/2006/main" xmlns:pic="http://schemas.openxmlformats.org/drawingml/2006/picture">
+            <wp:extent cx="5832000" cy="3743330"/>
+            <wp:docPr id="1" name="Picture 1"/>
+            <wp:cNvGraphicFramePr>
+              <a:graphicFrameLocks noChangeAspect="1"/>
+            </wp:cNvGraphicFramePr>
+            <a:graphic>
+              <a:graphicData uri="http://schemas.openxmlformats.org/drawingml/2006/picture">
+                <pic:pic>
+                  <pic:nvPicPr>
+                    <pic:cNvPr id="0" name="uml-composants.png"/>
+                    <pic:cNvPicPr/>
+                  </pic:nvPicPr>
+                  <pic:blipFill>
+                    <a:blip r:embed="rId9"/>
+                    <a:stretch>
+                      <a:fillRect/>
+                    </a:stretch>
+                  </pic:blipFill>
+                  <pic:spPr>
+                    <a:xfrm>
+                      <a:off x="0" y="0"/>
+                      <a:ext cx="5832000" cy="3743330"/>
+                    </a:xfrm>
+                    <a:prstGeom prst="rect"/>
+                  </pic:spPr>
+                </pic:pic>
+              </a:graphicData>
+            </a:graphic>
+          </wp:inline>
+        </w:drawing>
+      </w:r>
+    </w:p>
+    <w:p>
+      <w:pPr>
+        <w:spacing w:after="240"/>
+        <w:jc w:val="center"/>
+      </w:pPr>
+      <w:r>
+        <w:rPr>
+          <w:rFonts w:ascii="Calibri" w:hAnsi="Calibri"/>
+          <w:i/>
+          <w:color w:val="5B6675"/>
+          <w:sz w:val="17"/>
+        </w:rPr>
+        <w:t>Figure 1 — Composants, interfaces fournies et requises, dépendances. Les composants du cœur métier sont en orange, les systèmes externes en bleu.</w:t>
+      </w:r>
+    </w:p>
+    <w:p>
+      <w:pPr>
+        <w:spacing w:after="140" w:line="293" w:lineRule="auto"/>
+      </w:pPr>
+      <w:r>
+        <w:rPr>
+          <w:rFonts w:ascii="Calibri" w:hAnsi="Calibri"/>
+          <w:b w:val="0"/>
+          <w:i w:val="0"/>
+          <w:color w:val="3C4757"/>
+          <w:sz w:val="21"/>
+        </w:rPr>
+        <w:t xml:space="preserve">Le diagramme sépare trois zones : les </w:t>
+      </w:r>
+      <w:r>
+        <w:rPr>
+          <w:rFonts w:ascii="Calibri" w:hAnsi="Calibri"/>
+          <w:b/>
+          <w:i w:val="0"/>
+          <w:color w:val="3C4757"/>
+          <w:sz w:val="21"/>
+        </w:rPr>
+        <w:t>systèmes externes</w:t>
+      </w:r>
+      <w:r>
+        <w:rPr>
+          <w:rFonts w:ascii="Calibri" w:hAnsi="Calibri"/>
+          <w:b w:val="0"/>
+          <w:i w:val="0"/>
+          <w:color w:val="3C4757"/>
+          <w:sz w:val="21"/>
+        </w:rPr>
+        <w:t xml:space="preserve"> dont le POC dépend, le </w:t>
+      </w:r>
+      <w:r>
+        <w:rPr>
+          <w:rFonts w:ascii="Calibri" w:hAnsi="Calibri"/>
+          <w:b/>
+          <w:i w:val="0"/>
+          <w:color w:val="3C4757"/>
+          <w:sz w:val="21"/>
+        </w:rPr>
+        <w:t>pipeline d'indexation</w:t>
+      </w:r>
+      <w:r>
+        <w:rPr>
+          <w:rFonts w:ascii="Calibri" w:hAnsi="Calibri"/>
+          <w:b w:val="0"/>
+          <w:i w:val="0"/>
+          <w:color w:val="3C4757"/>
+          <w:sz w:val="21"/>
+        </w:rPr>
+        <w:t xml:space="preserve"> qui s'exécute hors ligne, et la </w:t>
+      </w:r>
+      <w:r>
+        <w:rPr>
+          <w:rFonts w:ascii="Calibri" w:hAnsi="Calibri"/>
+          <w:b/>
+          <w:i w:val="0"/>
+          <w:color w:val="3C4757"/>
+          <w:sz w:val="21"/>
+        </w:rPr>
+        <w:t>chaîne d'inférence</w:t>
+      </w:r>
+      <w:r>
+        <w:rPr>
+          <w:rFonts w:ascii="Calibri" w:hAnsi="Calibri"/>
+          <w:b w:val="0"/>
+          <w:i w:val="0"/>
+          <w:color w:val="3C4757"/>
+          <w:sz w:val="21"/>
+        </w:rPr>
+        <w:t xml:space="preserve"> sollicitée à chaque question. La base vectorielle est le point de rencontre : le pipeline l'écrit, la chaîne la lit.</w:t>
+      </w:r>
+    </w:p>
+    <w:p>
+      <w:pPr>
+        <w:keepNext/>
+        <w:spacing w:before="260" w:after="80"/>
+      </w:pPr>
+      <w:r>
+        <w:rPr>
+          <w:rFonts w:ascii="Georgia" w:hAnsi="Georgia"/>
+          <w:b/>
+          <w:color w:val="1B2430"/>
+          <w:sz w:val="24"/>
+        </w:rPr>
+        <w:t>Déroulé d'un appel — diagramme de séquence UML</w:t>
+      </w:r>
+    </w:p>
+    <w:p>
+      <w:pPr>
+        <w:spacing w:before="160" w:after="60"/>
+        <w:jc w:val="center"/>
+      </w:pPr>
+      <w:r>
+        <w:drawing>
+          <wp:inline xmlns:a="http://schemas.openxmlformats.org/drawingml/2006/main" xmlns:pic="http://schemas.openxmlformats.org/drawingml/2006/picture">
+            <wp:extent cx="5832000" cy="3574893"/>
+            <wp:docPr id="2" name="Picture 2"/>
+            <wp:cNvGraphicFramePr>
+              <a:graphicFrameLocks noChangeAspect="1"/>
+            </wp:cNvGraphicFramePr>
+            <a:graphic>
+              <a:graphicData uri="http://schemas.openxmlformats.org/drawingml/2006/picture">
+                <pic:pic>
+                  <pic:nvPicPr>
+                    <pic:cNvPr id="0" name="uml-sequence.png"/>
+                    <pic:cNvPicPr/>
+                  </pic:nvPicPr>
+                  <pic:blipFill>
+                    <a:blip r:embed="rId10"/>
+                    <a:stretch>
+                      <a:fillRect/>
+                    </a:stretch>
+                  </pic:blipFill>
+                  <pic:spPr>
+                    <a:xfrm>
+                      <a:off x="0" y="0"/>
+                      <a:ext cx="5832000" cy="3574893"/>
+                    </a:xfrm>
+                    <a:prstGeom prst="rect"/>
+                  </pic:spPr>
+                </pic:pic>
+              </a:graphicData>
+            </a:graphic>
+          </wp:inline>
+        </w:drawing>
+      </w:r>
+    </w:p>
+    <w:p>
+      <w:pPr>
+        <w:spacing w:after="240"/>
+        <w:jc w:val="center"/>
+      </w:pPr>
+      <w:r>
+        <w:rPr>
+          <w:rFonts w:ascii="Calibri" w:hAnsi="Calibri"/>
+          <w:i/>
+          <w:color w:val="5B6675"/>
+          <w:sz w:val="17"/>
+        </w:rPr>
+        <w:t>Figure 2 — Traitement d'un POST /ask, du navigateur à la réponse validée. Les deux fragments combinés marquent la déduplication et la validation des sorties.</w:t>
+      </w:r>
+    </w:p>
+    <w:p>
+      <w:pPr>
+        <w:spacing w:after="140" w:line="293" w:lineRule="auto"/>
+      </w:pPr>
+      <w:r>
+        <w:rPr>
+          <w:rFonts w:ascii="Calibri" w:hAnsi="Calibri"/>
+          <w:b w:val="0"/>
+          <w:i w:val="0"/>
+          <w:color w:val="3C4757"/>
+          <w:sz w:val="21"/>
+        </w:rPr>
+        <w:t xml:space="preserve">Le diagramme fait apparaître ce que les tableaux de mesures ne montrent pas : les </w:t>
+      </w:r>
+      <w:r>
+        <w:rPr>
+          <w:rFonts w:ascii="Calibri" w:hAnsi="Calibri"/>
+          <w:b/>
+          <w:i w:val="0"/>
+          <w:color w:val="3C4757"/>
+          <w:sz w:val="21"/>
+        </w:rPr>
+        <w:t>deux appels distants</w:t>
+      </w:r>
+      <w:r>
+        <w:rPr>
+          <w:rFonts w:ascii="Calibri" w:hAnsi="Calibri"/>
+          <w:b w:val="0"/>
+          <w:i w:val="0"/>
+          <w:color w:val="3C4757"/>
+          <w:sz w:val="21"/>
+        </w:rPr>
+        <w:t xml:space="preserve"> à Mistral encadrent une recherche vectorielle locale de 0,17 ms. C'est la latence réseau qui domine, pas l'algorithme.</w:t>
+      </w:r>
+    </w:p>
+    <w:p>
+      <w:pPr>
+        <w:keepNext/>
+        <w:spacing w:before="260" w:after="80"/>
+      </w:pPr>
+      <w:r>
+        <w:rPr>
+          <w:rFonts w:ascii="Georgia" w:hAnsi="Georgia"/>
+          <w:b/>
+          <w:color w:val="1B2430"/>
+          <w:sz w:val="24"/>
+        </w:rPr>
+        <w:t>Vue synthétique des deux flux</w:t>
       </w:r>
     </w:p>
     <w:p>

--- a/docs/rapport-technique-puls-events-rag.docx
+++ b/docs/rapport-technique-puls-events-rag.docx
@@ -253,7 +253,7 @@
                 <w:color w:val="3C4757"/>
                 <w:sz w:val="18"/>
               </w:rPr>
-              <w:t>19 commits · 28 modules Python · 86 tests</w:t>
+              <w:t>29 commits · 28 modules Python · 86 tests</w:t>
             </w:r>
           </w:p>
         </w:tc>
@@ -3272,7 +3272,7 @@
                 <w:color w:val="3C4757"/>
                 <w:sz w:val="18"/>
               </w:rPr>
-              <w:t>𝑮𝒆́𝒐𝒍𝒐𝒈𝒊𝒆𝒔 𝒅𝒆 𝒍'𝒂𝒃𝒔𝒆𝒏𝒄𝒆</w:t>
+              <w:t>« Géologies de l'absence » en caractères mathématiques Unicode</w:t>
             </w:r>
           </w:p>
         </w:tc>
@@ -10813,7 +10813,7 @@
           <w:color w:val="3C4757"/>
           <w:sz w:val="21"/>
         </w:rPr>
-        <w:t>github.com/traoreteddy/openclassroom-p7 — 19 commits, une branche par étape, fusionnées par des commits de merge explicites.</w:t>
+        <w:t>github.com/traoreteddy/openclassroom-p7 — 29 commits, une branche par étape, fusionnées par des commits de merge explicites.</w:t>
       </w:r>
     </w:p>
     <w:p>

--- a/docs/rapport-technique-puls-events-rag.docx
+++ b/docs/rapport-technique-puls-events-rag.docx
@@ -253,7 +253,7 @@
                 <w:color w:val="3C4757"/>
                 <w:sz w:val="18"/>
               </w:rPr>
-              <w:t>29 commits · 28 modules Python · 86 tests</w:t>
+              <w:t>33 commits · 28 modules Python · 86 tests</w:t>
             </w:r>
           </w:p>
         </w:tc>
@@ -10813,7 +10813,7 @@
           <w:color w:val="3C4757"/>
           <w:sz w:val="21"/>
         </w:rPr>
-        <w:t>github.com/traoreteddy/openclassroom-p7 — 29 commits, une branche par étape, fusionnées par des commits de merge explicites.</w:t>
+        <w:t>github.com/traoreteddy/openclassroom-p7 — 33 commits, une branche par étape, fusionnées par des commits de merge explicites.</w:t>
       </w:r>
     </w:p>
     <w:p>

--- a/docs/rapport-technique-puls-events-rag.docx
+++ b/docs/rapport-technique-puls-events-rag.docx
@@ -253,7 +253,7 @@
                 <w:color w:val="3C4757"/>
                 <w:sz w:val="18"/>
               </w:rPr>
-              <w:t>33 commits · 28 modules Python · 86 tests</w:t>
+              <w:t>35 commits · 28 modules Python · 86 tests</w:t>
             </w:r>
           </w:p>
         </w:tc>
@@ -10813,7 +10813,7 @@
           <w:color w:val="3C4757"/>
           <w:sz w:val="21"/>
         </w:rPr>
-        <w:t>github.com/traoreteddy/openclassroom-p7 — 33 commits, une branche par étape, fusionnées par des commits de merge explicites.</w:t>
+        <w:t>github.com/traoreteddy/openclassroom-p7 — 35 commits, une branche par étape, fusionnées par des commits de merge explicites.</w:t>
       </w:r>
     </w:p>
     <w:p>

--- a/docs/rapport-technique-puls-events-rag.docx
+++ b/docs/rapport-technique-puls-events-rag.docx
@@ -253,7 +253,7 @@
                 <w:color w:val="3C4757"/>
                 <w:sz w:val="18"/>
               </w:rPr>
-              <w:t>35 commits · 28 modules Python · 86 tests</w:t>
+              <w:t>37 commits · 28 modules Python · 86 tests</w:t>
             </w:r>
           </w:p>
         </w:tc>
@@ -10813,7 +10813,7 @@
           <w:color w:val="3C4757"/>
           <w:sz w:val="21"/>
         </w:rPr>
-        <w:t>github.com/traoreteddy/openclassroom-p7 — 35 commits, une branche par étape, fusionnées par des commits de merge explicites.</w:t>
+        <w:t>github.com/traoreteddy/openclassroom-p7 — 37 commits, une branche par étape, fusionnées par des commits de merge explicites.</w:t>
       </w:r>
     </w:p>
     <w:p>

--- a/docs/rapport-technique-puls-events-rag.docx
+++ b/docs/rapport-technique-puls-events-rag.docx
@@ -253,7 +253,7 @@
                 <w:color w:val="3C4757"/>
                 <w:sz w:val="18"/>
               </w:rPr>
-              <w:t>37 commits · 28 modules Python · 86 tests</w:t>
+              <w:t>39 commits · 34 modules Python · 95 tests</w:t>
             </w:r>
           </w:p>
         </w:tc>
@@ -7487,6 +7487,65 @@
                 <w:color w:val="1B2430"/>
                 <w:sz w:val="18"/>
               </w:rPr>
+              <w:t>tests/test_ui.py</w:t>
+            </w:r>
+          </w:p>
+        </w:tc>
+        <w:tc>
+          <w:tcPr>
+            <w:tcW w:type="dxa" w:w="3173"/>
+          </w:tcPr>
+          <w:p>
+            <w:pPr>
+              <w:spacing w:after="40" w:line="264" w:lineRule="auto"/>
+            </w:pPr>
+            <w:r>
+              <w:rPr>
+                <w:rFonts w:ascii="Calibri" w:hAnsi="Calibri"/>
+                <w:b w:val="0"/>
+                <w:color w:val="3C4757"/>
+                <w:sz w:val="18"/>
+              </w:rPr>
+              <w:t>Interface Streamlit : URL, erreurs, scénarios</w:t>
+            </w:r>
+          </w:p>
+        </w:tc>
+        <w:tc>
+          <w:tcPr>
+            <w:tcW w:type="dxa" w:w="3173"/>
+          </w:tcPr>
+          <w:p>
+            <w:pPr>
+              <w:spacing w:after="40" w:line="264" w:lineRule="auto"/>
+            </w:pPr>
+            <w:r>
+              <w:rPr>
+                <w:rFonts w:ascii="Calibri" w:hAnsi="Calibri"/>
+                <w:b w:val="0"/>
+                <w:color w:val="3C4757"/>
+                <w:sz w:val="18"/>
+              </w:rPr>
+              <w:t>8</w:t>
+            </w:r>
+          </w:p>
+        </w:tc>
+      </w:tr>
+      <w:tr>
+        <w:tc>
+          <w:tcPr>
+            <w:tcW w:type="dxa" w:w="3173"/>
+          </w:tcPr>
+          <w:p>
+            <w:pPr>
+              <w:spacing w:after="40" w:line="264" w:lineRule="auto"/>
+            </w:pPr>
+            <w:r>
+              <w:rPr>
+                <w:rFonts w:ascii="Calibri" w:hAnsi="Calibri"/>
+                <w:b/>
+                <w:color w:val="1B2430"/>
+                <w:sz w:val="18"/>
+              </w:rPr>
               <w:t>tests/test_ingestion.py</w:t>
             </w:r>
           </w:p>
@@ -9892,7 +9951,7 @@
           <w:color w:val="3C4757"/>
           <w:sz w:val="21"/>
         </w:rPr>
-        <w:t xml:space="preserve"> 22 contrôles de cohérence avant vectorisation, 86 tests, bancs d'évaluation et de robustesse reproductibles.</w:t>
+        <w:t xml:space="preserve"> 22 contrôles de cohérence avant vectorisation, 95 tests, bancs d'évaluation et de robustesse reproductibles.</w:t>
       </w:r>
     </w:p>
     <w:p>
@@ -10813,7 +10872,7 @@
           <w:color w:val="3C4757"/>
           <w:sz w:val="21"/>
         </w:rPr>
-        <w:t>github.com/traoreteddy/openclassroom-p7 — 37 commits, une branche par étape, fusionnées par des commits de merge explicites.</w:t>
+        <w:t>github.com/traoreteddy/openclassroom-p7 — 39 commits, une branche par étape, fusionnées par des commits de merge explicites.</w:t>
       </w:r>
     </w:p>
     <w:p>

--- a/docs/rapport-technique-puls-events-rag.docx
+++ b/docs/rapport-technique-puls-events-rag.docx
@@ -253,7 +253,7 @@
                 <w:color w:val="3C4757"/>
                 <w:sz w:val="18"/>
               </w:rPr>
-              <w:t>39 commits · 34 modules Python · 95 tests</w:t>
+              <w:t>41 commits · 34 modules Python · 95 tests</w:t>
             </w:r>
           </w:p>
         </w:tc>
@@ -10872,7 +10872,7 @@
           <w:color w:val="3C4757"/>
           <w:sz w:val="21"/>
         </w:rPr>
-        <w:t>github.com/traoreteddy/openclassroom-p7 — 39 commits, une branche par étape, fusionnées par des commits de merge explicites.</w:t>
+        <w:t>github.com/traoreteddy/openclassroom-p7 — 41 commits, une branche par étape, fusionnées par des commits de merge explicites.</w:t>
       </w:r>
     </w:p>
     <w:p>

--- a/docs/rapport-technique-puls-events-rag.docx
+++ b/docs/rapport-technique-puls-events-rag.docx
@@ -253,7 +253,7 @@
                 <w:color w:val="3C4757"/>
                 <w:sz w:val="18"/>
               </w:rPr>
-              <w:t>41 commits · 34 modules Python · 95 tests</w:t>
+              <w:t>43 commits · 34 modules Python · 101 tests</w:t>
             </w:r>
           </w:p>
         </w:tc>
@@ -4792,6 +4792,512 @@
       </w:pPr>
       <w:r>
         <w:rPr>
+          <w:rFonts w:ascii="Calibri" w:hAnsi="Calibri"/>
+          <w:b/>
+          <w:color w:val="1B2430"/>
+          <w:sz w:val="21"/>
+        </w:rPr>
+        <w:t>Le coût n'est pas l'argument</w:t>
+      </w:r>
+    </w:p>
+    <w:p>
+      <w:pPr>
+        <w:spacing w:after="140" w:line="293" w:lineRule="auto"/>
+      </w:pPr>
+      <w:r>
+        <w:rPr>
+          <w:rFonts w:ascii="Calibri" w:hAnsi="Calibri"/>
+          <w:b w:val="0"/>
+          <w:i w:val="0"/>
+          <w:color w:val="3C4757"/>
+          <w:sz w:val="21"/>
+        </w:rPr>
+        <w:t>Tarifs relevés le 2 septembre 2026 sur les pages publiques des deux fournisseurs, en dollars par million de jetons :</w:t>
+      </w:r>
+    </w:p>
+    <w:tbl>
+      <w:tblPr>
+        <w:tblStyle w:val="TableGrid"/>
+        <w:tblW w:type="auto" w:w="0"/>
+        <w:jc w:val="left"/>
+        <w:tblLayout w:type="autofit"/>
+        <w:tblLook w:firstColumn="1" w:firstRow="1" w:lastColumn="0" w:lastRow="0" w:noHBand="0" w:noVBand="1" w:val="04A0"/>
+      </w:tblPr>
+      <w:tblGrid>
+        <w:gridCol w:w="2379"/>
+        <w:gridCol w:w="2379"/>
+        <w:gridCol w:w="2379"/>
+        <w:gridCol w:w="2379"/>
+      </w:tblGrid>
+      <w:tr>
+        <w:tc>
+          <w:tcPr>
+            <w:tcW w:type="dxa" w:w="2379"/>
+            <w:shd w:val="clear" w:fill="E9EDF2"/>
+          </w:tcPr>
+          <w:p>
+            <w:pPr>
+              <w:spacing w:after="40"/>
+            </w:pPr>
+            <w:r>
+              <w:rPr>
+                <w:rFonts w:ascii="Calibri" w:hAnsi="Calibri"/>
+                <w:b/>
+                <w:color w:val="5B6675"/>
+                <w:sz w:val="15"/>
+              </w:rPr>
+              <w:t>MODÈLE</w:t>
+            </w:r>
+          </w:p>
+        </w:tc>
+        <w:tc>
+          <w:tcPr>
+            <w:tcW w:type="dxa" w:w="2379"/>
+            <w:shd w:val="clear" w:fill="E9EDF2"/>
+          </w:tcPr>
+          <w:p>
+            <w:pPr>
+              <w:spacing w:after="40"/>
+            </w:pPr>
+            <w:r>
+              <w:rPr>
+                <w:rFonts w:ascii="Calibri" w:hAnsi="Calibri"/>
+                <w:b/>
+                <w:color w:val="5B6675"/>
+                <w:sz w:val="15"/>
+              </w:rPr>
+              <w:t>EMBEDDINGS</w:t>
+            </w:r>
+          </w:p>
+        </w:tc>
+        <w:tc>
+          <w:tcPr>
+            <w:tcW w:type="dxa" w:w="2379"/>
+            <w:shd w:val="clear" w:fill="E9EDF2"/>
+          </w:tcPr>
+          <w:p>
+            <w:pPr>
+              <w:spacing w:after="40"/>
+            </w:pPr>
+            <w:r>
+              <w:rPr>
+                <w:rFonts w:ascii="Calibri" w:hAnsi="Calibri"/>
+                <w:b/>
+                <w:color w:val="5B6675"/>
+                <w:sz w:val="15"/>
+              </w:rPr>
+              <w:t>GÉNÉRATION ENTRÉE</w:t>
+            </w:r>
+          </w:p>
+        </w:tc>
+        <w:tc>
+          <w:tcPr>
+            <w:tcW w:type="dxa" w:w="2379"/>
+            <w:shd w:val="clear" w:fill="E9EDF2"/>
+          </w:tcPr>
+          <w:p>
+            <w:pPr>
+              <w:spacing w:after="40"/>
+            </w:pPr>
+            <w:r>
+              <w:rPr>
+                <w:rFonts w:ascii="Calibri" w:hAnsi="Calibri"/>
+                <w:b/>
+                <w:color w:val="5B6675"/>
+                <w:sz w:val="15"/>
+              </w:rPr>
+              <w:t>GÉNÉRATION SORTIE</w:t>
+            </w:r>
+          </w:p>
+        </w:tc>
+      </w:tr>
+      <w:tr>
+        <w:tc>
+          <w:tcPr>
+            <w:tcW w:type="dxa" w:w="2379"/>
+          </w:tcPr>
+          <w:p>
+            <w:pPr>
+              <w:spacing w:after="40" w:line="264" w:lineRule="auto"/>
+            </w:pPr>
+            <w:r>
+              <w:rPr>
+                <w:rFonts w:ascii="Calibri" w:hAnsi="Calibri"/>
+                <w:b/>
+                <w:color w:val="1B2430"/>
+                <w:sz w:val="18"/>
+              </w:rPr>
+              <w:t>Mistral</w:t>
+            </w:r>
+          </w:p>
+        </w:tc>
+        <w:tc>
+          <w:tcPr>
+            <w:tcW w:type="dxa" w:w="2379"/>
+          </w:tcPr>
+          <w:p>
+            <w:pPr>
+              <w:spacing w:after="40" w:line="264" w:lineRule="auto"/>
+            </w:pPr>
+            <w:r>
+              <w:rPr>
+                <w:rFonts w:ascii="Calibri" w:hAnsi="Calibri"/>
+                <w:b w:val="0"/>
+                <w:color w:val="3C4757"/>
+                <w:sz w:val="18"/>
+              </w:rPr>
+              <w:t>0,10 $ (mistral-embed)</w:t>
+            </w:r>
+          </w:p>
+        </w:tc>
+        <w:tc>
+          <w:tcPr>
+            <w:tcW w:type="dxa" w:w="2379"/>
+          </w:tcPr>
+          <w:p>
+            <w:pPr>
+              <w:spacing w:after="40" w:line="264" w:lineRule="auto"/>
+            </w:pPr>
+            <w:r>
+              <w:rPr>
+                <w:rFonts w:ascii="Calibri" w:hAnsi="Calibri"/>
+                <w:b w:val="0"/>
+                <w:color w:val="3C4757"/>
+                <w:sz w:val="18"/>
+              </w:rPr>
+              <w:t>0,15 $ (mistral-small)</w:t>
+            </w:r>
+          </w:p>
+        </w:tc>
+        <w:tc>
+          <w:tcPr>
+            <w:tcW w:type="dxa" w:w="2379"/>
+          </w:tcPr>
+          <w:p>
+            <w:pPr>
+              <w:spacing w:after="40" w:line="264" w:lineRule="auto"/>
+            </w:pPr>
+            <w:r>
+              <w:rPr>
+                <w:rFonts w:ascii="Calibri" w:hAnsi="Calibri"/>
+                <w:b w:val="0"/>
+                <w:color w:val="3C4757"/>
+                <w:sz w:val="18"/>
+              </w:rPr>
+              <w:t>0,60 $</w:t>
+            </w:r>
+          </w:p>
+        </w:tc>
+      </w:tr>
+      <w:tr>
+        <w:tc>
+          <w:tcPr>
+            <w:tcW w:type="dxa" w:w="2379"/>
+          </w:tcPr>
+          <w:p>
+            <w:pPr>
+              <w:spacing w:after="40" w:line="264" w:lineRule="auto"/>
+            </w:pPr>
+            <w:r>
+              <w:rPr>
+                <w:rFonts w:ascii="Calibri" w:hAnsi="Calibri"/>
+                <w:b/>
+                <w:color w:val="1B2430"/>
+                <w:sz w:val="18"/>
+              </w:rPr>
+              <w:t>OpenAI</w:t>
+            </w:r>
+          </w:p>
+        </w:tc>
+        <w:tc>
+          <w:tcPr>
+            <w:tcW w:type="dxa" w:w="2379"/>
+          </w:tcPr>
+          <w:p>
+            <w:pPr>
+              <w:spacing w:after="40" w:line="264" w:lineRule="auto"/>
+            </w:pPr>
+            <w:r>
+              <w:rPr>
+                <w:rFonts w:ascii="Calibri" w:hAnsi="Calibri"/>
+                <w:b w:val="0"/>
+                <w:color w:val="3C4757"/>
+                <w:sz w:val="18"/>
+              </w:rPr>
+              <w:t>0,02 $ (embedding-3-small)</w:t>
+            </w:r>
+          </w:p>
+        </w:tc>
+        <w:tc>
+          <w:tcPr>
+            <w:tcW w:type="dxa" w:w="2379"/>
+          </w:tcPr>
+          <w:p>
+            <w:pPr>
+              <w:spacing w:after="40" w:line="264" w:lineRule="auto"/>
+            </w:pPr>
+            <w:r>
+              <w:rPr>
+                <w:rFonts w:ascii="Calibri" w:hAnsi="Calibri"/>
+                <w:b w:val="0"/>
+                <w:color w:val="3C4757"/>
+                <w:sz w:val="18"/>
+              </w:rPr>
+              <w:t>0,15 $ (gpt-4o-mini)</w:t>
+            </w:r>
+          </w:p>
+        </w:tc>
+        <w:tc>
+          <w:tcPr>
+            <w:tcW w:type="dxa" w:w="2379"/>
+          </w:tcPr>
+          <w:p>
+            <w:pPr>
+              <w:spacing w:after="40" w:line="264" w:lineRule="auto"/>
+            </w:pPr>
+            <w:r>
+              <w:rPr>
+                <w:rFonts w:ascii="Calibri" w:hAnsi="Calibri"/>
+                <w:b w:val="0"/>
+                <w:color w:val="3C4757"/>
+                <w:sz w:val="18"/>
+              </w:rPr>
+              <w:t>0,60 $</w:t>
+            </w:r>
+          </w:p>
+        </w:tc>
+      </w:tr>
+    </w:tbl>
+    <w:p>
+      <w:pPr>
+        <w:spacing w:after="80"/>
+      </w:pPr>
+    </w:p>
+    <w:p>
+      <w:pPr>
+        <w:spacing w:after="140" w:line="293" w:lineRule="auto"/>
+      </w:pPr>
+      <w:r>
+        <w:rPr>
+          <w:rFonts w:ascii="Calibri" w:hAnsi="Calibri"/>
+          <w:b w:val="0"/>
+          <w:i w:val="0"/>
+          <w:color w:val="3C4757"/>
+          <w:sz w:val="21"/>
+        </w:rPr>
+        <w:t xml:space="preserve">La génération est </w:t>
+      </w:r>
+      <w:r>
+        <w:rPr>
+          <w:rFonts w:ascii="Calibri" w:hAnsi="Calibri"/>
+          <w:b/>
+          <w:i w:val="0"/>
+          <w:color w:val="3C4757"/>
+          <w:sz w:val="21"/>
+        </w:rPr>
+        <w:t>au tarif identique</w:t>
+      </w:r>
+      <w:r>
+        <w:rPr>
+          <w:rFonts w:ascii="Calibri" w:hAnsi="Calibri"/>
+          <w:b w:val="0"/>
+          <w:i w:val="0"/>
+          <w:color w:val="3C4757"/>
+          <w:sz w:val="21"/>
+        </w:rPr>
+        <w:t xml:space="preserve">, et l'embedding OpenAI est </w:t>
+      </w:r>
+      <w:r>
+        <w:rPr>
+          <w:rFonts w:ascii="Calibri" w:hAnsi="Calibri"/>
+          <w:b/>
+          <w:i w:val="0"/>
+          <w:color w:val="3C4757"/>
+          <w:sz w:val="21"/>
+        </w:rPr>
+        <w:t>cinq fois moins cher</w:t>
+      </w:r>
+      <w:r>
+        <w:rPr>
+          <w:rFonts w:ascii="Calibri" w:hAnsi="Calibri"/>
+          <w:b w:val="0"/>
+          <w:i w:val="0"/>
+          <w:color w:val="3C4757"/>
+          <w:sz w:val="21"/>
+        </w:rPr>
+        <w:t xml:space="preserve">. Sur notre corpus, cela représente 3,0 centimes contre 0,6 centime par reconstruction complète : un écart réel en pourcentage, négligeable en valeur absolue. </w:t>
+      </w:r>
+      <w:r>
+        <w:rPr>
+          <w:rFonts w:ascii="Calibri" w:hAnsi="Calibri"/>
+          <w:b/>
+          <w:i w:val="0"/>
+          <w:color w:val="3C4757"/>
+          <w:sz w:val="21"/>
+        </w:rPr>
+        <w:t>L'argument économique ne plaide donc pas pour Mistral</w:t>
+      </w:r>
+      <w:r>
+        <w:rPr>
+          <w:rFonts w:ascii="Calibri" w:hAnsi="Calibri"/>
+          <w:b w:val="0"/>
+          <w:i w:val="0"/>
+          <w:color w:val="3C4757"/>
+          <w:sz w:val="21"/>
+        </w:rPr>
+        <w:t>, et il serait malhonnête de le présenter ainsi.</w:t>
+      </w:r>
+    </w:p>
+    <w:p>
+      <w:pPr>
+        <w:keepNext/>
+        <w:spacing w:before="260" w:after="80"/>
+      </w:pPr>
+      <w:r>
+        <w:rPr>
+          <w:rFonts w:ascii="Calibri" w:hAnsi="Calibri"/>
+          <w:b/>
+          <w:color w:val="1B2430"/>
+          <w:sz w:val="21"/>
+        </w:rPr>
+        <w:t>Ce qui a réellement décidé du choix</w:t>
+      </w:r>
+    </w:p>
+    <w:p>
+      <w:pPr>
+        <w:spacing w:after="80" w:line="288" w:lineRule="auto"/>
+        <w:ind w:left="340"/>
+      </w:pPr>
+      <w:r>
+        <w:rPr>
+          <w:rFonts w:ascii="Calibri" w:hAnsi="Calibri"/>
+          <w:color w:val="B8420F"/>
+          <w:sz w:val="21"/>
+        </w:rPr>
+        <w:t xml:space="preserve">— </w:t>
+      </w:r>
+      <w:r>
+        <w:rPr>
+          <w:rFonts w:ascii="Calibri" w:hAnsi="Calibri"/>
+          <w:b/>
+          <w:color w:val="3C4757"/>
+          <w:sz w:val="21"/>
+        </w:rPr>
+        <w:t>Souveraineté des données.</w:t>
+      </w:r>
+      <w:r>
+        <w:rPr>
+          <w:rFonts w:ascii="Calibri" w:hAnsi="Calibri"/>
+          <w:b w:val="0"/>
+          <w:color w:val="3C4757"/>
+          <w:sz w:val="21"/>
+        </w:rPr>
+        <w:t xml:space="preserve"> Les questions des utilisateurs de Puls-Events et les descriptions d'événements transitent par l'API du fournisseur. Un fournisseur européen simplifie la conformité RGPD : pas de transfert hors Union, pas de clauses contractuelles types à instruire.</w:t>
+      </w:r>
+    </w:p>
+    <w:p>
+      <w:pPr>
+        <w:spacing w:after="80" w:line="288" w:lineRule="auto"/>
+        <w:ind w:left="340"/>
+      </w:pPr>
+      <w:r>
+        <w:rPr>
+          <w:rFonts w:ascii="Calibri" w:hAnsi="Calibri"/>
+          <w:color w:val="B8420F"/>
+          <w:sz w:val="21"/>
+        </w:rPr>
+        <w:t xml:space="preserve">— </w:t>
+      </w:r>
+      <w:r>
+        <w:rPr>
+          <w:rFonts w:ascii="Calibri" w:hAnsi="Calibri"/>
+          <w:b/>
+          <w:color w:val="3C4757"/>
+          <w:sz w:val="21"/>
+        </w:rPr>
+        <w:t>Qualité en français.</w:t>
+      </w:r>
+      <w:r>
+        <w:rPr>
+          <w:rFonts w:ascii="Calibri" w:hAnsi="Calibri"/>
+          <w:b w:val="0"/>
+          <w:color w:val="3C4757"/>
+          <w:sz w:val="21"/>
+        </w:rPr>
+        <w:t xml:space="preserve"> Les événements, les questions et les réponses sont en français. La qualité constatée sur les réponses produites est bonne, et la fidélité mesurée à 0,943 le confirme.</w:t>
+      </w:r>
+    </w:p>
+    <w:p>
+      <w:pPr>
+        <w:spacing w:after="80" w:line="288" w:lineRule="auto"/>
+        <w:ind w:left="340"/>
+      </w:pPr>
+      <w:r>
+        <w:rPr>
+          <w:rFonts w:ascii="Calibri" w:hAnsi="Calibri"/>
+          <w:color w:val="B8420F"/>
+          <w:sz w:val="21"/>
+        </w:rPr>
+        <w:t xml:space="preserve">— </w:t>
+      </w:r>
+      <w:r>
+        <w:rPr>
+          <w:rFonts w:ascii="Calibri" w:hAnsi="Calibri"/>
+          <w:b/>
+          <w:color w:val="3C4757"/>
+          <w:sz w:val="21"/>
+        </w:rPr>
+        <w:t>Adéquation du modèle à la tâche.</w:t>
+      </w:r>
+      <w:r>
+        <w:rPr>
+          <w:rFonts w:ascii="Calibri" w:hAnsi="Calibri"/>
+          <w:b w:val="0"/>
+          <w:color w:val="3C4757"/>
+          <w:sz w:val="21"/>
+        </w:rPr>
+        <w:t xml:space="preserve"> La génération est une reformulation contrainte : le modèle ne raisonne pas, il met en forme des faits fournis. Un modèle de petite taille suffit, et un modèle plus grand coûterait davantage sans améliorer la fidélité.</w:t>
+      </w:r>
+    </w:p>
+    <w:p>
+      <w:pPr>
+        <w:spacing w:after="80" w:line="288" w:lineRule="auto"/>
+        <w:ind w:left="340"/>
+      </w:pPr>
+      <w:r>
+        <w:rPr>
+          <w:rFonts w:ascii="Calibri" w:hAnsi="Calibri"/>
+          <w:color w:val="B8420F"/>
+          <w:sz w:val="21"/>
+        </w:rPr>
+        <w:t xml:space="preserve">— </w:t>
+      </w:r>
+      <w:r>
+        <w:rPr>
+          <w:rFonts w:ascii="Calibri" w:hAnsi="Calibri"/>
+          <w:b/>
+          <w:color w:val="3C4757"/>
+          <w:sz w:val="21"/>
+        </w:rPr>
+        <w:t>Réversibilité.</w:t>
+      </w:r>
+      <w:r>
+        <w:rPr>
+          <w:rFonts w:ascii="Calibri" w:hAnsi="Calibri"/>
+          <w:b w:val="0"/>
+          <w:color w:val="3C4757"/>
+          <w:sz w:val="21"/>
+        </w:rPr>
+        <w:t xml:space="preserve"> Le fournisseur est isolé derrière deux fonctions, get_embedding_model() et get_llm(). En basculer un revient à changer une variable d'environnement et à reconstruire l'index — l'architecture ne fait aucun pari sur Mistral.</w:t>
+      </w:r>
+    </w:p>
+    <w:p>
+      <w:pPr>
+        <w:keepNext/>
+        <w:spacing w:before="260" w:after="80"/>
+      </w:pPr>
+      <w:r>
+        <w:rPr>
           <w:rFonts w:ascii="Georgia" w:hAnsi="Georgia"/>
           <w:b/>
           <w:color w:val="1B2430"/>
@@ -6608,6 +7114,65 @@
                 <w:color w:val="1B2430"/>
                 <w:sz w:val="18"/>
               </w:rPr>
+              <w:t>GET</w:t>
+            </w:r>
+          </w:p>
+        </w:tc>
+        <w:tc>
+          <w:tcPr>
+            <w:tcW w:type="dxa" w:w="3173"/>
+          </w:tcPr>
+          <w:p>
+            <w:pPr>
+              <w:spacing w:after="40" w:line="264" w:lineRule="auto"/>
+            </w:pPr>
+            <w:r>
+              <w:rPr>
+                <w:rFonts w:ascii="Calibri" w:hAnsi="Calibri"/>
+                <w:b w:val="0"/>
+                <w:color w:val="3C4757"/>
+                <w:sz w:val="18"/>
+              </w:rPr>
+              <w:t>/metadata</w:t>
+            </w:r>
+          </w:p>
+        </w:tc>
+        <w:tc>
+          <w:tcPr>
+            <w:tcW w:type="dxa" w:w="3173"/>
+          </w:tcPr>
+          <w:p>
+            <w:pPr>
+              <w:spacing w:after="40" w:line="264" w:lineRule="auto"/>
+            </w:pPr>
+            <w:r>
+              <w:rPr>
+                <w:rFonts w:ascii="Calibri" w:hAnsi="Calibri"/>
+                <w:b w:val="0"/>
+                <w:color w:val="3C4757"/>
+                <w:sz w:val="18"/>
+              </w:rPr>
+              <w:t>Périmètre du catalogue : villes, période, volumétrie, sources</w:t>
+            </w:r>
+          </w:p>
+        </w:tc>
+      </w:tr>
+      <w:tr>
+        <w:tc>
+          <w:tcPr>
+            <w:tcW w:type="dxa" w:w="3173"/>
+          </w:tcPr>
+          <w:p>
+            <w:pPr>
+              <w:spacing w:after="40" w:line="264" w:lineRule="auto"/>
+            </w:pPr>
+            <w:r>
+              <w:rPr>
+                <w:rFonts w:ascii="Calibri" w:hAnsi="Calibri"/>
+                <w:b/>
+                <w:color w:val="1B2430"/>
+                <w:sz w:val="18"/>
+              </w:rPr>
               <w:t>POST</w:t>
             </w:r>
           </w:p>
@@ -6777,17 +7342,47 @@
     </w:p>
     <w:p>
       <w:pPr>
-        <w:keepNext/>
-        <w:spacing w:before="260" w:after="80"/>
+        <w:spacing w:after="140" w:line="293" w:lineRule="auto"/>
       </w:pPr>
       <w:r>
         <w:rPr>
-          <w:rFonts w:ascii="Georgia" w:hAnsi="Georgia"/>
+          <w:rFonts w:ascii="Calibri" w:hAnsi="Calibri"/>
           <w:b/>
-          <w:color w:val="1B2430"/>
-          <w:sz w:val="24"/>
-        </w:rPr>
-        <w:t>Exemple d'appel</w:t>
+          <w:i w:val="0"/>
+          <w:color w:val="3C4757"/>
+          <w:sz w:val="21"/>
+        </w:rPr>
+        <w:t>/metadata</w:t>
+      </w:r>
+      <w:r>
+        <w:rPr>
+          <w:rFonts w:ascii="Calibri" w:hAnsi="Calibri"/>
+          <w:b w:val="0"/>
+          <w:i w:val="0"/>
+          <w:color w:val="3C4757"/>
+          <w:sz w:val="21"/>
+        </w:rPr>
+        <w:t xml:space="preserve"> répond à une question d'usage métier : avant de se fier à une réponse, une équipe produit doit savoir quelles villes et quelle période le catalogue couvre, et d'où viennent les événements. La liste des agendas source est </w:t>
+      </w:r>
+      <w:r>
+        <w:rPr>
+          <w:rFonts w:ascii="Calibri" w:hAnsi="Calibri"/>
+          <w:b/>
+          <w:i w:val="0"/>
+          <w:color w:val="3C4757"/>
+          <w:sz w:val="21"/>
+        </w:rPr>
+        <w:t>paginée</w:t>
+      </w:r>
+      <w:r>
+        <w:rPr>
+          <w:rFonts w:ascii="Calibri" w:hAnsi="Calibri"/>
+          <w:b w:val="0"/>
+          <w:i w:val="0"/>
+          <w:color w:val="3C4757"/>
+          <w:sz w:val="21"/>
+        </w:rPr>
+        <w:t xml:space="preserve"> par `limit` et `offset` : le catalogue en compte 59, et tout renvoyer alourdirait la réponse sans servir l'appelant.</w:t>
       </w:r>
     </w:p>
     <w:p>
@@ -6805,7 +7400,7 @@
           <w:color w:val="1B2430"/>
           <w:sz w:val="17"/>
         </w:rPr>
-        <w:t>curl -X POST http://localhost:8000/ask \</w:t>
+        <w:t>GET /metadata?limit=3</w:t>
       </w:r>
       <w:r>
         <w:rPr>
@@ -6814,7 +7409,7 @@
           <w:sz w:val="17"/>
         </w:rPr>
         <w:br/>
-        <w:t xml:space="preserve">  -H "Content-Type: application/json" \</w:t>
+        <w:t>{</w:t>
       </w:r>
       <w:r>
         <w:rPr>
@@ -6823,7 +7418,85 @@
           <w:sz w:val="17"/>
         </w:rPr>
         <w:br/>
-        <w:t xml:space="preserve">  -d '{"question": "Quels concerts de jazz puis-je voir à Paris ?", "top_k": 3}'</w:t>
+        <w:t xml:space="preserve">  "index":  {"chunks": 2842, "events": 896, "dimension": 1024,</w:t>
+      </w:r>
+      <w:r>
+        <w:rPr>
+          <w:rFonts w:ascii="Consolas" w:hAnsi="Consolas"/>
+          <w:color w:val="1B2430"/>
+          <w:sz w:val="17"/>
+        </w:rPr>
+        <w:br/>
+        <w:t xml:space="preserve">             "index_type": "flat", "embedding_model": "mistral-embed"},</w:t>
+      </w:r>
+      <w:r>
+        <w:rPr>
+          <w:rFonts w:ascii="Consolas" w:hAnsi="Consolas"/>
+          <w:color w:val="1B2430"/>
+          <w:sz w:val="17"/>
+        </w:rPr>
+        <w:br/>
+        <w:t xml:space="preserve">  "corpus": {"cities": ["Paris"], "events": 896, "upcoming_events": 668,</w:t>
+      </w:r>
+      <w:r>
+        <w:rPr>
+          <w:rFonts w:ascii="Consolas" w:hAnsi="Consolas"/>
+          <w:color w:val="1B2430"/>
+          <w:sz w:val="17"/>
+        </w:rPr>
+        <w:br/>
+        <w:t xml:space="preserve">             "with_url": 896, "with_coordinates": 896},</w:t>
+      </w:r>
+      <w:r>
+        <w:rPr>
+          <w:rFonts w:ascii="Consolas" w:hAnsi="Consolas"/>
+          <w:color w:val="1B2430"/>
+          <w:sz w:val="17"/>
+        </w:rPr>
+        <w:br/>
+        <w:t xml:space="preserve">  "sources": [{"agenda": "Cité des sciences et de l'industrie", "events": 255},</w:t>
+      </w:r>
+      <w:r>
+        <w:rPr>
+          <w:rFonts w:ascii="Consolas" w:hAnsi="Consolas"/>
+          <w:color w:val="1B2430"/>
+          <w:sz w:val="17"/>
+        </w:rPr>
+        <w:br/>
+        <w:t xml:space="preserve">              {"agenda": "Bicentenaire de la Photographie", "events": 160}],</w:t>
+      </w:r>
+      <w:r>
+        <w:rPr>
+          <w:rFonts w:ascii="Consolas" w:hAnsi="Consolas"/>
+          <w:color w:val="1B2430"/>
+          <w:sz w:val="17"/>
+        </w:rPr>
+        <w:br/>
+        <w:t xml:space="preserve">  "sources_total": 59, "limit": 3, "offset": 0</w:t>
+      </w:r>
+      <w:r>
+        <w:rPr>
+          <w:rFonts w:ascii="Consolas" w:hAnsi="Consolas"/>
+          <w:color w:val="1B2430"/>
+          <w:sz w:val="17"/>
+        </w:rPr>
+        <w:br/>
+        <w:t>}</w:t>
+      </w:r>
+    </w:p>
+    <w:p>
+      <w:pPr>
+        <w:keepNext/>
+        <w:spacing w:before="260" w:after="80"/>
+      </w:pPr>
+      <w:r>
+        <w:rPr>
+          <w:rFonts w:ascii="Georgia" w:hAnsi="Georgia"/>
+          <w:b/>
+          <w:color w:val="1B2430"/>
+          <w:sz w:val="24"/>
+        </w:rPr>
+        <w:t>Exemple d'appel</w:t>
       </w:r>
     </w:p>
     <w:p>
@@ -6841,7 +7514,7 @@
           <w:color w:val="1B2430"/>
           <w:sz w:val="17"/>
         </w:rPr>
-        <w:t>{</w:t>
+        <w:t>curl -X POST http://localhost:8000/ask \</w:t>
       </w:r>
       <w:r>
         <w:rPr>
@@ -6850,7 +7523,7 @@
           <w:sz w:val="17"/>
         </w:rPr>
         <w:br/>
-        <w:t xml:space="preserve">  "answer": "**Django Lovers** — le 1 octobre 2026 à 17h30, JASS CLUB (Paris).</w:t>
+        <w:t xml:space="preserve">  -H "Content-Type: application/json" \</w:t>
       </w:r>
       <w:r>
         <w:rPr>
@@ -6859,16 +7532,25 @@
           <w:sz w:val="17"/>
         </w:rPr>
         <w:br/>
-        <w:t xml:space="preserve">             Un trio revisite l'héritage de Django Reinhardt […]",</w:t>
-      </w:r>
+        <w:t xml:space="preserve">  -d '{"question": "Quels concerts de jazz puis-je voir à Paris ?", "top_k": 3}'</w:t>
+      </w:r>
+    </w:p>
+    <w:p>
+      <w:pPr>
+        <w:spacing w:before="100" w:after="180" w:line="269" w:lineRule="auto"/>
+        <w:ind w:left="170"/>
+        <w:shd w:val="clear" w:fill="F2F5F7"/>
+        <w:pBdr>
+          <w:left w:val="single" w:sz="18" w:space="8" w:color="26636F"/>
+        </w:pBdr>
+      </w:pPr>
       <w:r>
         <w:rPr>
           <w:rFonts w:ascii="Consolas" w:hAnsi="Consolas"/>
           <w:color w:val="1B2430"/>
           <w:sz w:val="17"/>
         </w:rPr>
-        <w:br/>
-        <w:t xml:space="preserve">  "sources": [</w:t>
+        <w:t>{</w:t>
       </w:r>
       <w:r>
         <w:rPr>
@@ -6877,7 +7559,7 @@
           <w:sz w:val="17"/>
         </w:rPr>
         <w:br/>
-        <w:t xml:space="preserve">    {"titre": "Django Lovers",</w:t>
+        <w:t xml:space="preserve">  "answer": "**Django Lovers** — le 1 octobre 2026 à 17h30, JASS CLUB (Paris).</w:t>
       </w:r>
       <w:r>
         <w:rPr>
@@ -6886,7 +7568,7 @@
           <w:sz w:val="17"/>
         </w:rPr>
         <w:br/>
-        <w:t xml:space="preserve">     "periode": "le 1 octobre 2026 à 17h30",</w:t>
+        <w:t xml:space="preserve">             Un trio revisite l'héritage de Django Reinhardt […]",</w:t>
       </w:r>
       <w:r>
         <w:rPr>
@@ -6895,7 +7577,7 @@
           <w:sz w:val="17"/>
         </w:rPr>
         <w:br/>
-        <w:t xml:space="preserve">     "lieu": "JASS CLUB", "ville": "Paris",</w:t>
+        <w:t xml:space="preserve">  "sources": [</w:t>
       </w:r>
       <w:r>
         <w:rPr>
@@ -6904,7 +7586,7 @@
           <w:sz w:val="17"/>
         </w:rPr>
         <w:br/>
-        <w:t xml:space="preserve">     "url": "https://openagenda.com/jassclub-paris/events/django-lovers",</w:t>
+        <w:t xml:space="preserve">    {"titre": "Django Lovers",</w:t>
       </w:r>
       <w:r>
         <w:rPr>
@@ -6913,7 +7595,7 @@
           <w:sz w:val="17"/>
         </w:rPr>
         <w:br/>
-        <w:t xml:space="preserve">     "score": 0.422}</w:t>
+        <w:t xml:space="preserve">     "periode": "le 1 octobre 2026 à 17h30",</w:t>
       </w:r>
       <w:r>
         <w:rPr>
@@ -6922,7 +7604,7 @@
           <w:sz w:val="17"/>
         </w:rPr>
         <w:br/>
-        <w:t xml:space="preserve">  ],</w:t>
+        <w:t xml:space="preserve">     "lieu": "JASS CLUB", "ville": "Paris",</w:t>
       </w:r>
       <w:r>
         <w:rPr>
@@ -6931,7 +7613,7 @@
           <w:sz w:val="17"/>
         </w:rPr>
         <w:br/>
-        <w:t xml:space="preserve">  "events_found": 3,</w:t>
+        <w:t xml:space="preserve">     "url": "https://openagenda.com/jassclub-paris/events/django-lovers",</w:t>
       </w:r>
       <w:r>
         <w:rPr>
@@ -6940,7 +7622,7 @@
           <w:sz w:val="17"/>
         </w:rPr>
         <w:br/>
-        <w:t xml:space="preserve">  "warnings": []</w:t>
+        <w:t xml:space="preserve">     "score": 0.422}</w:t>
       </w:r>
       <w:r>
         <w:rPr>
@@ -6949,7 +7631,251 @@
           <w:sz w:val="17"/>
         </w:rPr>
         <w:br/>
+        <w:t xml:space="preserve">  ],</w:t>
+      </w:r>
+      <w:r>
+        <w:rPr>
+          <w:rFonts w:ascii="Consolas" w:hAnsi="Consolas"/>
+          <w:color w:val="1B2430"/>
+          <w:sz w:val="17"/>
+        </w:rPr>
+        <w:br/>
+        <w:t xml:space="preserve">  "events_found": 3,</w:t>
+      </w:r>
+      <w:r>
+        <w:rPr>
+          <w:rFonts w:ascii="Consolas" w:hAnsi="Consolas"/>
+          <w:color w:val="1B2430"/>
+          <w:sz w:val="17"/>
+        </w:rPr>
+        <w:br/>
+        <w:t xml:space="preserve">  "warnings": []</w:t>
+      </w:r>
+      <w:r>
+        <w:rPr>
+          <w:rFonts w:ascii="Consolas" w:hAnsi="Consolas"/>
+          <w:color w:val="1B2430"/>
+          <w:sz w:val="17"/>
+        </w:rPr>
+        <w:br/>
         <w:t>}</w:t>
+      </w:r>
+    </w:p>
+    <w:p>
+      <w:pPr>
+        <w:keepNext/>
+        <w:spacing w:before="260" w:after="80"/>
+      </w:pPr>
+      <w:r>
+        <w:rPr>
+          <w:rFonts w:ascii="Georgia" w:hAnsi="Georgia"/>
+          <w:b/>
+          <w:color w:val="1B2430"/>
+          <w:sz w:val="24"/>
+        </w:rPr>
+        <w:t>Appel depuis Python</w:t>
+      </w:r>
+    </w:p>
+    <w:p>
+      <w:pPr>
+        <w:spacing w:before="100" w:after="180" w:line="269" w:lineRule="auto"/>
+        <w:ind w:left="170"/>
+        <w:shd w:val="clear" w:fill="F2F5F7"/>
+        <w:pBdr>
+          <w:left w:val="single" w:sz="18" w:space="8" w:color="26636F"/>
+        </w:pBdr>
+      </w:pPr>
+      <w:r>
+        <w:rPr>
+          <w:rFonts w:ascii="Consolas" w:hAnsi="Consolas"/>
+          <w:color w:val="1B2430"/>
+          <w:sz w:val="17"/>
+        </w:rPr>
+        <w:t>import httpx</w:t>
+      </w:r>
+      <w:r>
+        <w:rPr>
+          <w:rFonts w:ascii="Consolas" w:hAnsi="Consolas"/>
+          <w:color w:val="1B2430"/>
+          <w:sz w:val="17"/>
+        </w:rPr>
+        <w:br/>
+      </w:r>
+      <w:r>
+        <w:rPr>
+          <w:rFonts w:ascii="Consolas" w:hAnsi="Consolas"/>
+          <w:color w:val="1B2430"/>
+          <w:sz w:val="17"/>
+        </w:rPr>
+        <w:br/>
+        <w:t>API = "http://localhost:8000"</w:t>
+      </w:r>
+      <w:r>
+        <w:rPr>
+          <w:rFonts w:ascii="Consolas" w:hAnsi="Consolas"/>
+          <w:color w:val="1B2430"/>
+          <w:sz w:val="17"/>
+        </w:rPr>
+        <w:br/>
+      </w:r>
+      <w:r>
+        <w:rPr>
+          <w:rFonts w:ascii="Consolas" w:hAnsi="Consolas"/>
+          <w:color w:val="1B2430"/>
+          <w:sz w:val="17"/>
+        </w:rPr>
+        <w:br/>
+        <w:t># Ce que couvre le catalogue, avant de l'interroger</w:t>
+      </w:r>
+      <w:r>
+        <w:rPr>
+          <w:rFonts w:ascii="Consolas" w:hAnsi="Consolas"/>
+          <w:color w:val="1B2430"/>
+          <w:sz w:val="17"/>
+        </w:rPr>
+        <w:br/>
+        <w:t>perimetre = httpx.get(f"{API}/metadata", params={"limit": 5}).json()</w:t>
+      </w:r>
+      <w:r>
+        <w:rPr>
+          <w:rFonts w:ascii="Consolas" w:hAnsi="Consolas"/>
+          <w:color w:val="1B2430"/>
+          <w:sz w:val="17"/>
+        </w:rPr>
+        <w:br/>
+        <w:t>print(perimetre["corpus"]["cities"], perimetre["corpus"]["upcoming_events"])</w:t>
+      </w:r>
+      <w:r>
+        <w:rPr>
+          <w:rFonts w:ascii="Consolas" w:hAnsi="Consolas"/>
+          <w:color w:val="1B2430"/>
+          <w:sz w:val="17"/>
+        </w:rPr>
+        <w:br/>
+      </w:r>
+      <w:r>
+        <w:rPr>
+          <w:rFonts w:ascii="Consolas" w:hAnsi="Consolas"/>
+          <w:color w:val="1B2430"/>
+          <w:sz w:val="17"/>
+        </w:rPr>
+        <w:br/>
+        <w:t># Poser une question</w:t>
+      </w:r>
+      <w:r>
+        <w:rPr>
+          <w:rFonts w:ascii="Consolas" w:hAnsi="Consolas"/>
+          <w:color w:val="1B2430"/>
+          <w:sz w:val="17"/>
+        </w:rPr>
+        <w:br/>
+        <w:t>reponse = httpx.post(f"{API}/ask", timeout=90,</w:t>
+      </w:r>
+      <w:r>
+        <w:rPr>
+          <w:rFonts w:ascii="Consolas" w:hAnsi="Consolas"/>
+          <w:color w:val="1B2430"/>
+          <w:sz w:val="17"/>
+        </w:rPr>
+        <w:br/>
+        <w:t xml:space="preserve">                     json={"question": "Un concert de jazz à Paris ?",</w:t>
+      </w:r>
+      <w:r>
+        <w:rPr>
+          <w:rFonts w:ascii="Consolas" w:hAnsi="Consolas"/>
+          <w:color w:val="1B2430"/>
+          <w:sz w:val="17"/>
+        </w:rPr>
+        <w:br/>
+        <w:t xml:space="preserve">                           "top_k": 3})</w:t>
+      </w:r>
+      <w:r>
+        <w:rPr>
+          <w:rFonts w:ascii="Consolas" w:hAnsi="Consolas"/>
+          <w:color w:val="1B2430"/>
+          <w:sz w:val="17"/>
+        </w:rPr>
+        <w:br/>
+        <w:t>reponse.raise_for_status()</w:t>
+      </w:r>
+      <w:r>
+        <w:rPr>
+          <w:rFonts w:ascii="Consolas" w:hAnsi="Consolas"/>
+          <w:color w:val="1B2430"/>
+          <w:sz w:val="17"/>
+        </w:rPr>
+        <w:br/>
+        <w:t>resultat = reponse.json()</w:t>
+      </w:r>
+      <w:r>
+        <w:rPr>
+          <w:rFonts w:ascii="Consolas" w:hAnsi="Consolas"/>
+          <w:color w:val="1B2430"/>
+          <w:sz w:val="17"/>
+        </w:rPr>
+        <w:br/>
+      </w:r>
+      <w:r>
+        <w:rPr>
+          <w:rFonts w:ascii="Consolas" w:hAnsi="Consolas"/>
+          <w:color w:val="1B2430"/>
+          <w:sz w:val="17"/>
+        </w:rPr>
+        <w:br/>
+        <w:t>print(resultat["answer"])</w:t>
+      </w:r>
+      <w:r>
+        <w:rPr>
+          <w:rFonts w:ascii="Consolas" w:hAnsi="Consolas"/>
+          <w:color w:val="1B2430"/>
+          <w:sz w:val="17"/>
+        </w:rPr>
+        <w:br/>
+        <w:t>for source in resultat["sources"]:</w:t>
+      </w:r>
+      <w:r>
+        <w:rPr>
+          <w:rFonts w:ascii="Consolas" w:hAnsi="Consolas"/>
+          <w:color w:val="1B2430"/>
+          <w:sz w:val="17"/>
+        </w:rPr>
+        <w:br/>
+        <w:t xml:space="preserve">    print(f'- {source["titre"]} — {source["periode"]} — {source["url"]}')</w:t>
+      </w:r>
+      <w:r>
+        <w:rPr>
+          <w:rFonts w:ascii="Consolas" w:hAnsi="Consolas"/>
+          <w:color w:val="1B2430"/>
+          <w:sz w:val="17"/>
+        </w:rPr>
+        <w:br/>
+      </w:r>
+      <w:r>
+        <w:rPr>
+          <w:rFonts w:ascii="Consolas" w:hAnsi="Consolas"/>
+          <w:color w:val="1B2430"/>
+          <w:sz w:val="17"/>
+        </w:rPr>
+        <w:br/>
+        <w:t># Une liste non vide signale une anomalie détectée dans la réponse</w:t>
+      </w:r>
+      <w:r>
+        <w:rPr>
+          <w:rFonts w:ascii="Consolas" w:hAnsi="Consolas"/>
+          <w:color w:val="1B2430"/>
+          <w:sz w:val="17"/>
+        </w:rPr>
+        <w:br/>
+        <w:t>if resultat["warnings"]:</w:t>
+      </w:r>
+      <w:r>
+        <w:rPr>
+          <w:rFonts w:ascii="Consolas" w:hAnsi="Consolas"/>
+          <w:color w:val="1B2430"/>
+          <w:sz w:val="17"/>
+        </w:rPr>
+        <w:br/>
+        <w:t xml:space="preserve">    print("Avertissements :", resultat["warnings"])</w:t>
       </w:r>
     </w:p>
     <w:p>
@@ -7077,7 +8003,7 @@
                 <w:color w:val="3C4757"/>
                 <w:sz w:val="18"/>
               </w:rPr>
-              <w:t>Question absente, vide, trop courte ou longue ; top_k hors bornes</w:t>
+              <w:t>Question absente, vide, trop courte ou longue ; top_k ou pagination hors bornes</w:t>
             </w:r>
           </w:p>
         </w:tc>
@@ -7136,7 +8062,7 @@
                 <w:color w:val="3C4757"/>
                 <w:sz w:val="18"/>
               </w:rPr>
-              <w:t>Index absent, ou clé d'API manquante</w:t>
+              <w:t>Index absent, corpus absent, ou clé d'API manquante</w:t>
             </w:r>
           </w:p>
         </w:tc>
@@ -9951,7 +10877,750 @@
           <w:color w:val="3C4757"/>
           <w:sz w:val="21"/>
         </w:rPr>
-        <w:t xml:space="preserve"> 22 contrôles de cohérence avant vectorisation, 95 tests, bancs d'évaluation et de robustesse reproductibles.</w:t>
+        <w:t xml:space="preserve"> 22 contrôles de cohérence avant vectorisation, 101 tests, bancs d'évaluation et de robustesse reproductibles.</w:t>
+      </w:r>
+    </w:p>
+    <w:p>
+      <w:pPr>
+        <w:keepNext/>
+        <w:spacing w:before="260" w:after="80"/>
+      </w:pPr>
+      <w:r>
+        <w:rPr>
+          <w:rFonts w:ascii="Georgia" w:hAnsi="Georgia"/>
+          <w:b/>
+          <w:color w:val="1B2430"/>
+          <w:sz w:val="24"/>
+        </w:rPr>
+        <w:t>Coût d'exploitation en production</w:t>
+      </w:r>
+    </w:p>
+    <w:p>
+      <w:pPr>
+        <w:spacing w:after="140" w:line="293" w:lineRule="auto"/>
+      </w:pPr>
+      <w:r>
+        <w:rPr>
+          <w:rFonts w:ascii="Calibri" w:hAnsi="Calibri"/>
+          <w:b w:val="0"/>
+          <w:i w:val="0"/>
+          <w:color w:val="3C4757"/>
+          <w:sz w:val="21"/>
+        </w:rPr>
+        <w:t xml:space="preserve">Les volumes ne sont pas supposés : le corpus compte 989 965 caractères, soit environ 301 000 jetons au ratio de 3,29 caractères par jeton mesuré sur un prompt français réel. Une question consomme </w:t>
+      </w:r>
+      <w:r>
+        <w:rPr>
+          <w:rFonts w:ascii="Calibri" w:hAnsi="Calibri"/>
+          <w:b/>
+          <w:i w:val="0"/>
+          <w:color w:val="3C4757"/>
+          <w:sz w:val="21"/>
+        </w:rPr>
+        <w:t>1 804 jetons d'entrée et 196 de sortie</w:t>
+      </w:r>
+      <w:r>
+        <w:rPr>
+          <w:rFonts w:ascii="Calibri" w:hAnsi="Calibri"/>
+          <w:b w:val="0"/>
+          <w:i w:val="0"/>
+          <w:color w:val="3C4757"/>
+          <w:sz w:val="21"/>
+        </w:rPr>
+        <w:t>, relevés sur un appel effectif. `scripts/estimate_cost.py` reproduit ce calcul.</w:t>
+      </w:r>
+    </w:p>
+    <w:tbl>
+      <w:tblPr>
+        <w:tblStyle w:val="TableGrid"/>
+        <w:tblW w:type="auto" w:w="0"/>
+        <w:jc w:val="left"/>
+        <w:tblLayout w:type="autofit"/>
+        <w:tblLook w:firstColumn="1" w:firstRow="1" w:lastColumn="0" w:lastRow="0" w:noHBand="0" w:noVBand="1" w:val="04A0"/>
+      </w:tblPr>
+      <w:tblGrid>
+        <w:gridCol w:w="3173"/>
+        <w:gridCol w:w="3173"/>
+        <w:gridCol w:w="3173"/>
+      </w:tblGrid>
+      <w:tr>
+        <w:tc>
+          <w:tcPr>
+            <w:tcW w:type="dxa" w:w="3173"/>
+            <w:shd w:val="clear" w:fill="E9EDF2"/>
+          </w:tcPr>
+          <w:p>
+            <w:pPr>
+              <w:spacing w:after="40"/>
+            </w:pPr>
+            <w:r>
+              <w:rPr>
+                <w:rFonts w:ascii="Calibri" w:hAnsi="Calibri"/>
+                <w:b/>
+                <w:color w:val="5B6675"/>
+                <w:sz w:val="15"/>
+              </w:rPr>
+              <w:t>POSTE</w:t>
+            </w:r>
+          </w:p>
+        </w:tc>
+        <w:tc>
+          <w:tcPr>
+            <w:tcW w:type="dxa" w:w="3173"/>
+            <w:shd w:val="clear" w:fill="E9EDF2"/>
+          </w:tcPr>
+          <w:p>
+            <w:pPr>
+              <w:spacing w:after="40"/>
+            </w:pPr>
+            <w:r>
+              <w:rPr>
+                <w:rFonts w:ascii="Calibri" w:hAnsi="Calibri"/>
+                <w:b/>
+                <w:color w:val="5B6675"/>
+                <w:sz w:val="15"/>
+              </w:rPr>
+              <w:t>VOLUME</w:t>
+            </w:r>
+          </w:p>
+        </w:tc>
+        <w:tc>
+          <w:tcPr>
+            <w:tcW w:type="dxa" w:w="3173"/>
+            <w:shd w:val="clear" w:fill="E9EDF2"/>
+          </w:tcPr>
+          <w:p>
+            <w:pPr>
+              <w:spacing w:after="40"/>
+            </w:pPr>
+            <w:r>
+              <w:rPr>
+                <w:rFonts w:ascii="Calibri" w:hAnsi="Calibri"/>
+                <w:b/>
+                <w:color w:val="5B6675"/>
+                <w:sz w:val="15"/>
+              </w:rPr>
+              <w:t>COÛT</w:t>
+            </w:r>
+          </w:p>
+        </w:tc>
+      </w:tr>
+      <w:tr>
+        <w:tc>
+          <w:tcPr>
+            <w:tcW w:type="dxa" w:w="3173"/>
+          </w:tcPr>
+          <w:p>
+            <w:pPr>
+              <w:spacing w:after="40" w:line="264" w:lineRule="auto"/>
+            </w:pPr>
+            <w:r>
+              <w:rPr>
+                <w:rFonts w:ascii="Calibri" w:hAnsi="Calibri"/>
+                <w:b/>
+                <w:color w:val="1B2430"/>
+                <w:sz w:val="18"/>
+              </w:rPr>
+              <w:t>Reconstruction complète de l'index</w:t>
+            </w:r>
+          </w:p>
+        </w:tc>
+        <w:tc>
+          <w:tcPr>
+            <w:tcW w:type="dxa" w:w="3173"/>
+          </w:tcPr>
+          <w:p>
+            <w:pPr>
+              <w:spacing w:after="40" w:line="264" w:lineRule="auto"/>
+            </w:pPr>
+            <w:r>
+              <w:rPr>
+                <w:rFonts w:ascii="Calibri" w:hAnsi="Calibri"/>
+                <w:b w:val="0"/>
+                <w:color w:val="3C4757"/>
+                <w:sz w:val="18"/>
+              </w:rPr>
+              <w:t>301 000 jetons d'embedding</w:t>
+            </w:r>
+          </w:p>
+        </w:tc>
+        <w:tc>
+          <w:tcPr>
+            <w:tcW w:type="dxa" w:w="3173"/>
+          </w:tcPr>
+          <w:p>
+            <w:pPr>
+              <w:spacing w:after="40" w:line="264" w:lineRule="auto"/>
+            </w:pPr>
+            <w:r>
+              <w:rPr>
+                <w:rFonts w:ascii="Calibri" w:hAnsi="Calibri"/>
+                <w:b w:val="0"/>
+                <w:color w:val="3C4757"/>
+                <w:sz w:val="18"/>
+              </w:rPr>
+              <w:t>0,030 $</w:t>
+            </w:r>
+          </w:p>
+        </w:tc>
+      </w:tr>
+      <w:tr>
+        <w:tc>
+          <w:tcPr>
+            <w:tcW w:type="dxa" w:w="3173"/>
+          </w:tcPr>
+          <w:p>
+            <w:pPr>
+              <w:spacing w:after="40" w:line="264" w:lineRule="auto"/>
+            </w:pPr>
+            <w:r>
+              <w:rPr>
+                <w:rFonts w:ascii="Calibri" w:hAnsi="Calibri"/>
+                <w:b/>
+                <w:color w:val="1B2430"/>
+                <w:sz w:val="18"/>
+              </w:rPr>
+              <w:t>Une question</w:t>
+            </w:r>
+          </w:p>
+        </w:tc>
+        <w:tc>
+          <w:tcPr>
+            <w:tcW w:type="dxa" w:w="3173"/>
+          </w:tcPr>
+          <w:p>
+            <w:pPr>
+              <w:spacing w:after="40" w:line="264" w:lineRule="auto"/>
+            </w:pPr>
+            <w:r>
+              <w:rPr>
+                <w:rFonts w:ascii="Calibri" w:hAnsi="Calibri"/>
+                <w:b w:val="0"/>
+                <w:color w:val="3C4757"/>
+                <w:sz w:val="18"/>
+              </w:rPr>
+              <w:t>1 804 + 196 jetons</w:t>
+            </w:r>
+          </w:p>
+        </w:tc>
+        <w:tc>
+          <w:tcPr>
+            <w:tcW w:type="dxa" w:w="3173"/>
+          </w:tcPr>
+          <w:p>
+            <w:pPr>
+              <w:spacing w:after="40" w:line="264" w:lineRule="auto"/>
+            </w:pPr>
+            <w:r>
+              <w:rPr>
+                <w:rFonts w:ascii="Calibri" w:hAnsi="Calibri"/>
+                <w:b w:val="0"/>
+                <w:color w:val="3C4757"/>
+                <w:sz w:val="18"/>
+              </w:rPr>
+              <w:t>0,000389 $</w:t>
+            </w:r>
+          </w:p>
+        </w:tc>
+      </w:tr>
+      <w:tr>
+        <w:tc>
+          <w:tcPr>
+            <w:tcW w:type="dxa" w:w="3173"/>
+          </w:tcPr>
+          <w:p>
+            <w:pPr>
+              <w:spacing w:after="40" w:line="264" w:lineRule="auto"/>
+            </w:pPr>
+            <w:r>
+              <w:rPr>
+                <w:rFonts w:ascii="Calibri" w:hAnsi="Calibri"/>
+                <w:b/>
+                <w:color w:val="1B2430"/>
+                <w:sz w:val="18"/>
+              </w:rPr>
+              <w:t>1 000 questions</w:t>
+            </w:r>
+          </w:p>
+        </w:tc>
+        <w:tc>
+          <w:tcPr>
+            <w:tcW w:type="dxa" w:w="3173"/>
+          </w:tcPr>
+          <w:p>
+            <w:pPr>
+              <w:spacing w:after="40" w:line="264" w:lineRule="auto"/>
+            </w:pPr>
+          </w:p>
+        </w:tc>
+        <w:tc>
+          <w:tcPr>
+            <w:tcW w:type="dxa" w:w="3173"/>
+          </w:tcPr>
+          <w:p>
+            <w:pPr>
+              <w:spacing w:after="40" w:line="264" w:lineRule="auto"/>
+            </w:pPr>
+            <w:r>
+              <w:rPr>
+                <w:rFonts w:ascii="Calibri" w:hAnsi="Calibri"/>
+                <w:b w:val="0"/>
+                <w:color w:val="3C4757"/>
+                <w:sz w:val="18"/>
+              </w:rPr>
+              <w:t>0,39 $</w:t>
+            </w:r>
+          </w:p>
+        </w:tc>
+      </w:tr>
+    </w:tbl>
+    <w:p>
+      <w:pPr>
+        <w:spacing w:after="80"/>
+      </w:pPr>
+    </w:p>
+    <w:tbl>
+      <w:tblPr>
+        <w:tblStyle w:val="TableGrid"/>
+        <w:tblW w:type="auto" w:w="0"/>
+        <w:jc w:val="left"/>
+        <w:tblLayout w:type="autofit"/>
+        <w:tblLook w:firstColumn="1" w:firstRow="1" w:lastColumn="0" w:lastRow="0" w:noHBand="0" w:noVBand="1" w:val="04A0"/>
+      </w:tblPr>
+      <w:tblGrid>
+        <w:gridCol w:w="3173"/>
+        <w:gridCol w:w="3173"/>
+        <w:gridCol w:w="3173"/>
+      </w:tblGrid>
+      <w:tr>
+        <w:tc>
+          <w:tcPr>
+            <w:tcW w:type="dxa" w:w="3173"/>
+            <w:shd w:val="clear" w:fill="E9EDF2"/>
+          </w:tcPr>
+          <w:p>
+            <w:pPr>
+              <w:spacing w:after="40"/>
+            </w:pPr>
+            <w:r>
+              <w:rPr>
+                <w:rFonts w:ascii="Calibri" w:hAnsi="Calibri"/>
+                <w:b/>
+                <w:color w:val="5B6675"/>
+                <w:sz w:val="15"/>
+              </w:rPr>
+              <w:t>QUESTIONS PAR JOUR</w:t>
+            </w:r>
+          </w:p>
+        </w:tc>
+        <w:tc>
+          <w:tcPr>
+            <w:tcW w:type="dxa" w:w="3173"/>
+            <w:shd w:val="clear" w:fill="E9EDF2"/>
+          </w:tcPr>
+          <w:p>
+            <w:pPr>
+              <w:spacing w:after="40"/>
+            </w:pPr>
+            <w:r>
+              <w:rPr>
+                <w:rFonts w:ascii="Calibri" w:hAnsi="Calibri"/>
+                <w:b/>
+                <w:color w:val="5B6675"/>
+                <w:sz w:val="15"/>
+              </w:rPr>
+              <w:t>GÉNÉRATION PAR MOIS</w:t>
+            </w:r>
+          </w:p>
+        </w:tc>
+        <w:tc>
+          <w:tcPr>
+            <w:tcW w:type="dxa" w:w="3173"/>
+            <w:shd w:val="clear" w:fill="E9EDF2"/>
+          </w:tcPr>
+          <w:p>
+            <w:pPr>
+              <w:spacing w:after="40"/>
+            </w:pPr>
+            <w:r>
+              <w:rPr>
+                <w:rFonts w:ascii="Calibri" w:hAnsi="Calibri"/>
+                <w:b/>
+                <w:color w:val="5B6675"/>
+                <w:sz w:val="15"/>
+              </w:rPr>
+              <w:t>TOTAL MENSUEL</w:t>
+            </w:r>
+          </w:p>
+        </w:tc>
+      </w:tr>
+      <w:tr>
+        <w:tc>
+          <w:tcPr>
+            <w:tcW w:type="dxa" w:w="3173"/>
+          </w:tcPr>
+          <w:p>
+            <w:pPr>
+              <w:spacing w:after="40" w:line="264" w:lineRule="auto"/>
+            </w:pPr>
+            <w:r>
+              <w:rPr>
+                <w:rFonts w:ascii="Calibri" w:hAnsi="Calibri"/>
+                <w:b/>
+                <w:color w:val="1B2430"/>
+                <w:sz w:val="18"/>
+              </w:rPr>
+              <w:t>100</w:t>
+            </w:r>
+          </w:p>
+        </w:tc>
+        <w:tc>
+          <w:tcPr>
+            <w:tcW w:type="dxa" w:w="3173"/>
+          </w:tcPr>
+          <w:p>
+            <w:pPr>
+              <w:spacing w:after="40" w:line="264" w:lineRule="auto"/>
+            </w:pPr>
+            <w:r>
+              <w:rPr>
+                <w:rFonts w:ascii="Calibri" w:hAnsi="Calibri"/>
+                <w:b w:val="0"/>
+                <w:color w:val="3C4757"/>
+                <w:sz w:val="18"/>
+              </w:rPr>
+              <w:t>1,17 $</w:t>
+            </w:r>
+          </w:p>
+        </w:tc>
+        <w:tc>
+          <w:tcPr>
+            <w:tcW w:type="dxa" w:w="3173"/>
+          </w:tcPr>
+          <w:p>
+            <w:pPr>
+              <w:spacing w:after="40" w:line="264" w:lineRule="auto"/>
+            </w:pPr>
+            <w:r>
+              <w:rPr>
+                <w:rFonts w:ascii="Calibri" w:hAnsi="Calibri"/>
+                <w:b w:val="0"/>
+                <w:color w:val="3C4757"/>
+                <w:sz w:val="18"/>
+              </w:rPr>
+              <w:t>2,07 $</w:t>
+            </w:r>
+          </w:p>
+        </w:tc>
+      </w:tr>
+      <w:tr>
+        <w:tc>
+          <w:tcPr>
+            <w:tcW w:type="dxa" w:w="3173"/>
+          </w:tcPr>
+          <w:p>
+            <w:pPr>
+              <w:spacing w:after="40" w:line="264" w:lineRule="auto"/>
+            </w:pPr>
+            <w:r>
+              <w:rPr>
+                <w:rFonts w:ascii="Calibri" w:hAnsi="Calibri"/>
+                <w:b/>
+                <w:color w:val="1B2430"/>
+                <w:sz w:val="18"/>
+              </w:rPr>
+              <w:t>1 000</w:t>
+            </w:r>
+          </w:p>
+        </w:tc>
+        <w:tc>
+          <w:tcPr>
+            <w:tcW w:type="dxa" w:w="3173"/>
+          </w:tcPr>
+          <w:p>
+            <w:pPr>
+              <w:spacing w:after="40" w:line="264" w:lineRule="auto"/>
+            </w:pPr>
+            <w:r>
+              <w:rPr>
+                <w:rFonts w:ascii="Calibri" w:hAnsi="Calibri"/>
+                <w:b w:val="0"/>
+                <w:color w:val="3C4757"/>
+                <w:sz w:val="18"/>
+              </w:rPr>
+              <w:t>11,68 $</w:t>
+            </w:r>
+          </w:p>
+        </w:tc>
+        <w:tc>
+          <w:tcPr>
+            <w:tcW w:type="dxa" w:w="3173"/>
+          </w:tcPr>
+          <w:p>
+            <w:pPr>
+              <w:spacing w:after="40" w:line="264" w:lineRule="auto"/>
+            </w:pPr>
+            <w:r>
+              <w:rPr>
+                <w:rFonts w:ascii="Calibri" w:hAnsi="Calibri"/>
+                <w:b w:val="0"/>
+                <w:color w:val="3C4757"/>
+                <w:sz w:val="18"/>
+              </w:rPr>
+              <w:t>12,58 $</w:t>
+            </w:r>
+          </w:p>
+        </w:tc>
+      </w:tr>
+      <w:tr>
+        <w:tc>
+          <w:tcPr>
+            <w:tcW w:type="dxa" w:w="3173"/>
+          </w:tcPr>
+          <w:p>
+            <w:pPr>
+              <w:spacing w:after="40" w:line="264" w:lineRule="auto"/>
+            </w:pPr>
+            <w:r>
+              <w:rPr>
+                <w:rFonts w:ascii="Calibri" w:hAnsi="Calibri"/>
+                <w:b/>
+                <w:color w:val="1B2430"/>
+                <w:sz w:val="18"/>
+              </w:rPr>
+              <w:t>10 000</w:t>
+            </w:r>
+          </w:p>
+        </w:tc>
+        <w:tc>
+          <w:tcPr>
+            <w:tcW w:type="dxa" w:w="3173"/>
+          </w:tcPr>
+          <w:p>
+            <w:pPr>
+              <w:spacing w:after="40" w:line="264" w:lineRule="auto"/>
+            </w:pPr>
+            <w:r>
+              <w:rPr>
+                <w:rFonts w:ascii="Calibri" w:hAnsi="Calibri"/>
+                <w:b w:val="0"/>
+                <w:color w:val="3C4757"/>
+                <w:sz w:val="18"/>
+              </w:rPr>
+              <w:t>116,82 $</w:t>
+            </w:r>
+          </w:p>
+        </w:tc>
+        <w:tc>
+          <w:tcPr>
+            <w:tcW w:type="dxa" w:w="3173"/>
+          </w:tcPr>
+          <w:p>
+            <w:pPr>
+              <w:spacing w:after="40" w:line="264" w:lineRule="auto"/>
+            </w:pPr>
+            <w:r>
+              <w:rPr>
+                <w:rFonts w:ascii="Calibri" w:hAnsi="Calibri"/>
+                <w:b w:val="0"/>
+                <w:color w:val="3C4757"/>
+                <w:sz w:val="18"/>
+              </w:rPr>
+              <w:t>117,72 $</w:t>
+            </w:r>
+          </w:p>
+        </w:tc>
+      </w:tr>
+      <w:tr>
+        <w:tc>
+          <w:tcPr>
+            <w:tcW w:type="dxa" w:w="3173"/>
+          </w:tcPr>
+          <w:p>
+            <w:pPr>
+              <w:spacing w:after="40" w:line="264" w:lineRule="auto"/>
+            </w:pPr>
+            <w:r>
+              <w:rPr>
+                <w:rFonts w:ascii="Calibri" w:hAnsi="Calibri"/>
+                <w:b/>
+                <w:color w:val="1B2430"/>
+                <w:sz w:val="18"/>
+              </w:rPr>
+              <w:t>100 000</w:t>
+            </w:r>
+          </w:p>
+        </w:tc>
+        <w:tc>
+          <w:tcPr>
+            <w:tcW w:type="dxa" w:w="3173"/>
+          </w:tcPr>
+          <w:p>
+            <w:pPr>
+              <w:spacing w:after="40" w:line="264" w:lineRule="auto"/>
+            </w:pPr>
+            <w:r>
+              <w:rPr>
+                <w:rFonts w:ascii="Calibri" w:hAnsi="Calibri"/>
+                <w:b w:val="0"/>
+                <w:color w:val="3C4757"/>
+                <w:sz w:val="18"/>
+              </w:rPr>
+              <w:t>1 168,20 $</w:t>
+            </w:r>
+          </w:p>
+        </w:tc>
+        <w:tc>
+          <w:tcPr>
+            <w:tcW w:type="dxa" w:w="3173"/>
+          </w:tcPr>
+          <w:p>
+            <w:pPr>
+              <w:spacing w:after="40" w:line="264" w:lineRule="auto"/>
+            </w:pPr>
+            <w:r>
+              <w:rPr>
+                <w:rFonts w:ascii="Calibri" w:hAnsi="Calibri"/>
+                <w:b w:val="0"/>
+                <w:color w:val="3C4757"/>
+                <w:sz w:val="18"/>
+              </w:rPr>
+              <w:t>1 169,10 $</w:t>
+            </w:r>
+          </w:p>
+        </w:tc>
+      </w:tr>
+    </w:tbl>
+    <w:p>
+      <w:pPr>
+        <w:spacing w:after="80"/>
+      </w:pPr>
+    </w:p>
+    <w:p>
+      <w:pPr>
+        <w:spacing w:after="140" w:line="293" w:lineRule="auto"/>
+      </w:pPr>
+      <w:r>
+        <w:rPr>
+          <w:rFonts w:ascii="Calibri" w:hAnsi="Calibri"/>
+          <w:b w:val="0"/>
+          <w:i w:val="0"/>
+          <w:color w:val="3C4757"/>
+          <w:sz w:val="21"/>
+        </w:rPr>
+        <w:t xml:space="preserve">Reconstruction quotidienne comprise. À l'échelle du POC, </w:t>
+      </w:r>
+      <w:r>
+        <w:rPr>
+          <w:rFonts w:ascii="Calibri" w:hAnsi="Calibri"/>
+          <w:b/>
+          <w:i w:val="0"/>
+          <w:color w:val="3C4757"/>
+          <w:sz w:val="21"/>
+        </w:rPr>
+        <w:t>le coût des modèles n'est pas un obstacle</w:t>
+      </w:r>
+      <w:r>
+        <w:rPr>
+          <w:rFonts w:ascii="Calibri" w:hAnsi="Calibri"/>
+          <w:b w:val="0"/>
+          <w:i w:val="0"/>
+          <w:color w:val="3C4757"/>
+          <w:sz w:val="21"/>
+        </w:rPr>
+        <w:t xml:space="preserve"> : servir mille questions par jour revient à une douzaine de dollars par mois, moins que l'hébergement du conteneur.</w:t>
+      </w:r>
+    </w:p>
+    <w:p>
+      <w:pPr>
+        <w:spacing w:before="160" w:after="40"/>
+        <w:ind w:left="170"/>
+        <w:shd w:val="clear" w:fill="FBF3EF"/>
+        <w:pBdr>
+          <w:left w:val="single" w:sz="18" w:space="8" w:color="B8420F"/>
+        </w:pBdr>
+      </w:pPr>
+      <w:r>
+        <w:rPr>
+          <w:rFonts w:ascii="Calibri" w:hAnsi="Calibri"/>
+          <w:b/>
+          <w:color w:val="B8420F"/>
+          <w:sz w:val="16"/>
+        </w:rPr>
+        <w:t>LE POINT DE BASCULE</w:t>
+      </w:r>
+    </w:p>
+    <w:p>
+      <w:pPr>
+        <w:spacing w:after="200" w:line="288" w:lineRule="auto"/>
+        <w:ind w:left="170"/>
+        <w:shd w:val="clear" w:fill="FBF3EF"/>
+        <w:pBdr>
+          <w:left w:val="single" w:sz="18" w:space="8" w:color="B8420F"/>
+        </w:pBdr>
+      </w:pPr>
+      <w:r>
+        <w:rPr>
+          <w:rFonts w:ascii="Calibri" w:hAnsi="Calibri"/>
+          <w:b w:val="0"/>
+          <w:color w:val="3C4757"/>
+          <w:sz w:val="20"/>
+        </w:rPr>
+        <w:t xml:space="preserve">Étendre le catalogue à la France entière change la nature du problème : 1 233 842 événements représentent environ </w:t>
+      </w:r>
+      <w:r>
+        <w:rPr>
+          <w:rFonts w:ascii="Calibri" w:hAnsi="Calibri"/>
+          <w:b/>
+          <w:color w:val="3C4757"/>
+          <w:sz w:val="20"/>
+        </w:rPr>
+        <w:t>414 millions de jetons</w:t>
+      </w:r>
+      <w:r>
+        <w:rPr>
+          <w:rFonts w:ascii="Calibri" w:hAnsi="Calibri"/>
+          <w:b w:val="0"/>
+          <w:color w:val="3C4757"/>
+          <w:sz w:val="20"/>
+        </w:rPr>
+        <w:t xml:space="preserve">, soit </w:t>
+      </w:r>
+      <w:r>
+        <w:rPr>
+          <w:rFonts w:ascii="Calibri" w:hAnsi="Calibri"/>
+          <w:b/>
+          <w:color w:val="3C4757"/>
+          <w:sz w:val="20"/>
+        </w:rPr>
+        <w:t>41 $ par reconstruction complète</w:t>
+      </w:r>
+      <w:r>
+        <w:rPr>
+          <w:rFonts w:ascii="Calibri" w:hAnsi="Calibri"/>
+          <w:b w:val="0"/>
+          <w:color w:val="3C4757"/>
+          <w:sz w:val="20"/>
+        </w:rPr>
+        <w:t xml:space="preserve"> et </w:t>
+      </w:r>
+      <w:r>
+        <w:rPr>
+          <w:rFonts w:ascii="Calibri" w:hAnsi="Calibri"/>
+          <w:b/>
+          <w:color w:val="3C4757"/>
+          <w:sz w:val="20"/>
+        </w:rPr>
+        <w:t>1 243 $ par mois</w:t>
+      </w:r>
+      <w:r>
+        <w:rPr>
+          <w:rFonts w:ascii="Calibri" w:hAnsi="Calibri"/>
+          <w:b w:val="0"/>
+          <w:color w:val="3C4757"/>
+          <w:sz w:val="20"/>
+        </w:rPr>
+        <w:t xml:space="preserve"> si elle est quotidienne. L'indexation incrémentale — ne vectoriser que les événements nouveaux ou modifiés — cesse alors d'être un raffinement pour devenir la condition de viabilité économique.</w:t>
       </w:r>
     </w:p>
     <w:p>
@@ -10872,7 +12541,7 @@
           <w:color w:val="3C4757"/>
           <w:sz w:val="21"/>
         </w:rPr>
-        <w:t>github.com/traoreteddy/openclassroom-p7 — 41 commits, une branche par étape, fusionnées par des commits de merge explicites.</w:t>
+        <w:t>github.com/traoreteddy/openclassroom-p7 — 43 commits, une branche par étape, fusionnées par des commits de merge explicites.</w:t>
       </w:r>
     </w:p>
     <w:p>

--- a/docs/rapport-technique-puls-events-rag.docx
+++ b/docs/rapport-technique-puls-events-rag.docx
@@ -253,7 +253,7 @@
                 <w:color w:val="3C4757"/>
                 <w:sz w:val="18"/>
               </w:rPr>
-              <w:t>43 commits · 34 modules Python · 101 tests</w:t>
+              <w:t>49 commits · 35 modules Python · 101 tests</w:t>
             </w:r>
           </w:p>
         </w:tc>
@@ -12541,7 +12541,7 @@
           <w:color w:val="3C4757"/>
           <w:sz w:val="21"/>
         </w:rPr>
-        <w:t>github.com/traoreteddy/openclassroom-p7 — 43 commits, une branche par étape, fusionnées par des commits de merge explicites.</w:t>
+        <w:t>github.com/traoreteddy/openclassroom-p7 — 49 commits, une branche par étape, fusionnées par des commits de merge explicites.</w:t>
       </w:r>
     </w:p>
     <w:p>

--- a/docs/rapport-technique-puls-events-rag.docx
+++ b/docs/rapport-technique-puls-events-rag.docx
@@ -253,7 +253,7 @@
                 <w:color w:val="3C4757"/>
                 <w:sz w:val="18"/>
               </w:rPr>
-              <w:t>49 commits · 35 modules Python · 101 tests</w:t>
+              <w:t>50 commits · 35 modules Python · 101 tests</w:t>
             </w:r>
           </w:p>
         </w:tc>
@@ -12541,7 +12541,7 @@
           <w:color w:val="3C4757"/>
           <w:sz w:val="21"/>
         </w:rPr>
-        <w:t>github.com/traoreteddy/openclassroom-p7 — 49 commits, une branche par étape, fusionnées par des commits de merge explicites.</w:t>
+        <w:t>github.com/traoreteddy/openclassroom-p7 — 50 commits, une branche par étape, fusionnées par des commits de merge explicites.</w:t>
       </w:r>
     </w:p>
     <w:p>
